--- a/assets/downloads/simulation-7/postsimulation-activity-2-reflection.docx
+++ b/assets/downloads/simulation-7/postsimulation-activity-2-reflection.docx
@@ -13,36 +13,46 @@
       </w:pPr>
       <w:r>
         <w:rPr>
-          <w:rFonts w:ascii="Times New Roman" w:hAnsi="Times New Roman" w:cs="Times New Roman"/>
+          <w:rFonts w:ascii="Aptos" w:hAnsi="Aptos" w:cs="Aptos" w:eastAsia="Aptos"/>
           <w:color w:val="000000"/>
+          <w:sz w:val="40"/>
+          <w:szCs w:val="40"/>
         </w:rPr>
         <w:t/>
       </w:r>
       <w:r>
         <w:rPr>
-          <w:rFonts w:ascii="Times New Roman" w:hAnsi="Times New Roman" w:cs="Times New Roman"/>
+          <w:rFonts w:ascii="Aptos" w:hAnsi="Aptos" w:cs="Aptos" w:eastAsia="Aptos"/>
           <w:color w:val="000000"/>
+          <w:sz w:val="40"/>
+          <w:szCs w:val="40"/>
         </w:rPr>
         <w:t xml:space="preserve">Postsimulation </w:t>
       </w:r>
       <w:r>
         <w:rPr>
-          <w:rFonts w:ascii="Times New Roman" w:hAnsi="Times New Roman" w:cs="Times New Roman"/>
+          <w:rFonts w:ascii="Aptos" w:hAnsi="Aptos" w:cs="Aptos" w:eastAsia="Aptos"/>
           <w:color w:val="000000"/>
+          <w:sz w:val="40"/>
+          <w:szCs w:val="40"/>
         </w:rPr>
         <w:t>Activity 2</w:t>
       </w:r>
       <w:r>
         <w:rPr>
-          <w:rFonts w:ascii="Times New Roman" w:hAnsi="Times New Roman" w:cs="Times New Roman"/>
+          <w:rFonts w:ascii="Aptos" w:hAnsi="Aptos" w:cs="Aptos" w:eastAsia="Aptos"/>
           <w:color w:val="000000"/>
+          <w:sz w:val="40"/>
+          <w:szCs w:val="40"/>
         </w:rPr>
         <w:t>:</w:t>
       </w:r>
       <w:r>
         <w:rPr>
-          <w:rFonts w:ascii="Times New Roman" w:hAnsi="Times New Roman" w:cs="Times New Roman"/>
+          <w:rFonts w:ascii="Aptos" w:hAnsi="Aptos" w:cs="Aptos" w:eastAsia="Aptos"/>
           <w:color w:val="000000"/>
+          <w:sz w:val="40"/>
+          <w:szCs w:val="40"/>
         </w:rPr>
         <w:t xml:space="preserve"> Reflection</w:t>
       </w:r>
@@ -57,7 +67,7 @@
       </w:pPr>
       <w:r>
         <w:rPr>
-          <w:rFonts w:ascii="Times New Roman" w:hAnsi="Times New Roman" w:cs="Times New Roman"/>
+          <w:rFonts w:ascii="Aptos" w:hAnsi="Aptos" w:cs="Aptos" w:eastAsia="Aptos"/>
           <w:color w:val="000000"/>
         </w:rPr>
         <w:t>Reflect on your experience with the following items. You can address what you did or did not do, how it felt, what you know or learned, what you will do differently in the future, and so on. The goal is to reflect on each topic.</w:t>
@@ -78,7 +88,7 @@
       </w:pPr>
       <w:r>
         <w:rPr>
-          <w:rFonts w:ascii="Times New Roman" w:hAnsi="Times New Roman" w:cs="Times New Roman"/>
+          <w:rFonts w:ascii="Aptos" w:hAnsi="Aptos" w:cs="Aptos" w:eastAsia="Aptos"/>
           <w:color w:val="000000"/>
         </w:rPr>
         <w:t>HIPAA</w:t>
@@ -99,7 +109,7 @@
       </w:pPr>
       <w:r>
         <w:rPr>
-          <w:rFonts w:ascii="Times New Roman" w:hAnsi="Times New Roman" w:cs="Times New Roman"/>
+          <w:rFonts w:ascii="Aptos" w:hAnsi="Aptos" w:cs="Aptos" w:eastAsia="Aptos"/>
           <w:color w:val="000000"/>
         </w:rPr>
         <w:t>Diagnosis, rehabilitation, and recommendations</w:t>
@@ -120,7 +130,7 @@
       </w:pPr>
       <w:r>
         <w:rPr>
-          <w:rFonts w:ascii="Times New Roman" w:hAnsi="Times New Roman" w:cs="Times New Roman"/>
+          <w:rFonts w:ascii="Aptos" w:hAnsi="Aptos" w:cs="Aptos" w:eastAsia="Aptos"/>
           <w:color w:val="000000"/>
         </w:rPr>
         <w:t>The request for Rufus to be replaced by a female AT</w:t>
@@ -141,7 +151,7 @@
       </w:pPr>
       <w:r>
         <w:rPr>
-          <w:rFonts w:ascii="Times New Roman" w:hAnsi="Times New Roman" w:cs="Times New Roman"/>
+          <w:rFonts w:ascii="Aptos" w:hAnsi="Aptos" w:cs="Aptos" w:eastAsia="Aptos"/>
           <w:color w:val="000000"/>
         </w:rPr>
         <w:t>Healing process and phases of healing</w:t>
@@ -162,7 +172,7 @@
       </w:pPr>
       <w:r>
         <w:rPr>
-          <w:rFonts w:ascii="Times New Roman" w:hAnsi="Times New Roman" w:cs="Times New Roman"/>
+          <w:rFonts w:ascii="Aptos" w:hAnsi="Aptos" w:cs="Aptos" w:eastAsia="Aptos"/>
           <w:color w:val="000000"/>
         </w:rPr>
         <w:t>Roles: What was your role in this interaction, and how did it go?</w:t>
@@ -183,7 +193,7 @@
       </w:pPr>
       <w:r>
         <w:rPr>
-          <w:rFonts w:ascii="Times New Roman" w:hAnsi="Times New Roman" w:cs="Times New Roman"/>
+          <w:rFonts w:ascii="Aptos" w:hAnsi="Aptos" w:cs="Aptos" w:eastAsia="Aptos"/>
           <w:color w:val="000000"/>
         </w:rPr>
         <w:t>How did you work as a team?</w:t>
@@ -232,23 +242,32 @@
 <w:ftr xmlns:wpc="http://schemas.microsoft.com/office/word/2010/wordprocessingCanvas" xmlns:cx="http://schemas.microsoft.com/office/drawing/2014/chartex" xmlns:cx1="http://schemas.microsoft.com/office/drawing/2015/9/8/chartex" xmlns:cx2="http://schemas.microsoft.com/office/drawing/2015/10/21/chartex" xmlns:cx3="http://schemas.microsoft.com/office/drawing/2016/5/9/chartex" xmlns:cx4="http://schemas.microsoft.com/office/drawing/2016/5/10/chartex" xmlns:cx5="http://schemas.microsoft.com/office/drawing/2016/5/11/chartex" xmlns:cx6="http://schemas.microsoft.com/office/drawing/2016/5/12/chartex" xmlns:cx7="http://schemas.microsoft.com/office/drawing/2016/5/13/chartex" xmlns:cx8="http://schemas.microsoft.com/office/drawing/2016/5/14/chartex" xmlns:mc="http://schemas.openxmlformats.org/markup-compatibility/2006" xmlns:aink="http://schemas.microsoft.com/office/drawing/2016/ink" xmlns:am3d="http://schemas.microsoft.com/office/drawing/2017/model3d" xmlns:o="urn:schemas-microsoft-com:office:office" xmlns:oel="http://schemas.microsoft.com/office/2019/extlst" xmlns:r="http://schemas.openxmlformats.org/officeDocument/2006/relationships" xmlns:m="http://schemas.openxmlformats.org/officeDocument/2006/math" xmlns:v="urn:schemas-microsoft-com:vml" xmlns:wp14="http://schemas.microsoft.com/office/word/2010/wordprocessingDrawing" xmlns:wp="http://schemas.openxmlformats.org/drawingml/2006/wordprocessingDrawing" xmlns:w10="urn:schemas-microsoft-com:office:word" xmlns:w="http://schemas.openxmlformats.org/wordprocessingml/2006/main" xmlns:w14="http://schemas.microsoft.com/office/word/2010/wordml" xmlns:w15="http://schemas.microsoft.com/office/word/2012/wordml" xmlns:w16cex="http://schemas.microsoft.com/office/word/2018/wordml/cex" xmlns:w16cid="http://schemas.microsoft.com/office/word/2016/wordml/cid" xmlns:w16="http://schemas.microsoft.com/office/word/2018/wordml" xmlns:w16du="http://schemas.microsoft.com/office/word/2023/wordml/word16du" xmlns:w16sdtdh="http://schemas.microsoft.com/office/word/2020/wordml/sdtdatahash" xmlns:w16sdtfl="http://schemas.microsoft.com/office/word/2024/wordml/sdtformatlock" xmlns:w16se="http://schemas.microsoft.com/office/word/2015/wordml/symex" xmlns:wpg="http://schemas.microsoft.com/office/word/2010/wordprocessingGroup" xmlns:wpi="http://schemas.microsoft.com/office/word/2010/wordprocessingInk" xmlns:wne="http://schemas.microsoft.com/office/word/2006/wordml" xmlns:wps="http://schemas.microsoft.com/office/word/2010/wordprocessingShape" mc:Ignorable="w14 w15 w16se w16cid w16 w16cex w16sdtdh w16sdtfl w16du wp14">
   <w:p>
     <w:pPr>
-      <w:pStyle w:val="BodyText"/>
-      <w:spacing w:line="14" w:lineRule="auto"/>
+      <w:spacing w:line="240" w:lineRule="auto" w:before="0" w:after="0"/>
       <w:jc w:val="left"/>
       <w:rPr>
         <w:sz w:val="20"/>
       </w:rPr>
     </w:pPr>
     <w:r>
+      <w:rPr>
+        <w:rFonts w:ascii="Aptos" w:hAnsi="Aptos"/>
+        <w:sz w:val="18"/>
+      </w:rPr>
       <w:t xml:space="preserve">From J.M. Larson and H.L. Stedge, </w:t>
     </w:r>
     <w:r>
       <w:rPr>
+        <w:rFonts w:ascii="Aptos" w:hAnsi="Aptos"/>
         <w:i/>
+        <w:sz w:val="18"/>
       </w:rPr>
       <w:t>Clinical Simulations for the Athletic Trainer HKPropel Access</w:t>
     </w:r>
     <w:r>
+      <w:rPr>
+        <w:rFonts w:ascii="Aptos" w:hAnsi="Aptos"/>
+        <w:sz w:val="18"/>
+      </w:rPr>
       <w:t xml:space="preserve"> (Human Kinetics, 2027).</w:t>
     </w:r>
   </w:p>
@@ -2583,6 +2602,9 @@
     <w:name w:val="Normal"/>
     <w:qFormat/>
     <w:rsid w:val="009C7546"/>
+    <w:rPr>
+      <w:rFonts w:ascii="Aptos" w:hAnsi="Aptos" w:eastAsia="Aptos" w:cs="Aptos"/>
+    </w:rPr>
   </w:style>
   <w:style w:type="paragraph" w:styleId="Heading1">
     <w:name w:val="heading 1"/>
@@ -2624,7 +2646,7 @@
     <w:rPr>
       <w:rFonts w:asciiTheme="majorHAnsi" w:eastAsiaTheme="majorEastAsia" w:hAnsiTheme="majorHAnsi" w:cstheme="majorBidi"/>
       <w:color w:val="0F4761" w:themeColor="accent1" w:themeShade="BF"/>
-      <w:sz w:val="32"/>
+      <w:sz w:val="40"/>
       <w:szCs w:val="32"/>
     </w:rPr>
   </w:style>
@@ -2647,7 +2669,7 @@
     <w:rPr>
       <w:rFonts w:eastAsiaTheme="majorEastAsia" w:cstheme="majorBidi"/>
       <w:color w:val="0F4761" w:themeColor="accent1" w:themeShade="BF"/>
-      <w:sz w:val="28"/>
+      <w:sz w:val="40"/>
       <w:szCs w:val="28"/>
     </w:rPr>
   </w:style>
@@ -2672,6 +2694,7 @@
       <w:i/>
       <w:iCs/>
       <w:color w:val="0F4761" w:themeColor="accent1" w:themeShade="BF"/>
+      <w:sz w:val="40"/>
     </w:rPr>
   </w:style>
   <w:style w:type="paragraph" w:styleId="Heading5">
@@ -2693,6 +2716,7 @@
     <w:rPr>
       <w:rFonts w:eastAsiaTheme="majorEastAsia" w:cstheme="majorBidi"/>
       <w:color w:val="0F4761" w:themeColor="accent1" w:themeShade="BF"/>
+      <w:sz w:val="40"/>
     </w:rPr>
   </w:style>
   <w:style w:type="paragraph" w:styleId="Heading6">
@@ -2716,6 +2740,7 @@
       <w:i/>
       <w:iCs/>
       <w:color w:val="595959" w:themeColor="text1" w:themeTint="A6"/>
+      <w:sz w:val="40"/>
     </w:rPr>
   </w:style>
   <w:style w:type="paragraph" w:styleId="Heading7">
@@ -2737,6 +2762,7 @@
     <w:rPr>
       <w:rFonts w:eastAsiaTheme="majorEastAsia" w:cstheme="majorBidi"/>
       <w:color w:val="595959" w:themeColor="text1" w:themeTint="A6"/>
+      <w:sz w:val="40"/>
     </w:rPr>
   </w:style>
   <w:style w:type="paragraph" w:styleId="Heading8">
@@ -2759,6 +2785,7 @@
       <w:i/>
       <w:iCs/>
       <w:color w:val="272727" w:themeColor="text1" w:themeTint="D8"/>
+      <w:sz w:val="40"/>
     </w:rPr>
   </w:style>
   <w:style w:type="paragraph" w:styleId="Heading9">
@@ -2779,6 +2806,7 @@
     <w:rPr>
       <w:rFonts w:eastAsiaTheme="majorEastAsia" w:cstheme="majorBidi"/>
       <w:color w:val="272727" w:themeColor="text1" w:themeTint="D8"/>
+      <w:sz w:val="40"/>
     </w:rPr>
   </w:style>
   <w:style w:type="character" w:default="1" w:styleId="DefaultParagraphFont">
